--- a/gcf-platform/docs/GCF_Guida_Operativa_v10.docx
+++ b/gcf-platform/docs/GCF_Guida_Operativa_v10.docx
@@ -3687,6 +3687,84 @@
       </w:pPr>
       <w:r>
         <w:t xml:space="preserve">Quando la certificazione è rilasciata, vai su Certificazioni → Dettagli e clicca "📄 Scarica Certificato PDF".</w:t>
+      </w:r>
+    </w:p>
+    <w:p>
+      <w:pPr>
+        <w:pStyle w:val="Heading2"/>
+        <w:spacing w:before="200" w:after="120"/>
+      </w:pPr>
+      <w:r>
+        <w:rPr>
+          <w:b/>
+          <w:bCs/>
+        </w:rPr>
+        <w:t xml:space="preserve">6.6 Report Excel beneficiari</w:t>
+      </w:r>
+    </w:p>
+    <w:p>
+      <w:pPr>
+        <w:spacing w:after="120"/>
+      </w:pPr>
+      <w:r>
+        <w:t xml:space="preserve">Dalla pagina Beneficiari, clicca “📊 Genera report Excel” per scaricare un file .xlsx con i dati dei beneficiari della propria organizzazione.</w:t>
+      </w:r>
+    </w:p>
+    <w:p>
+      <w:pPr>
+        <w:spacing w:after="120"/>
+      </w:pPr>
+      <w:r>
+        <w:t xml:space="preserve">Filtri disponibili (opzionali):</w:t>
+      </w:r>
+    </w:p>
+    <w:p>
+      <w:pPr>
+        <w:pStyle w:val="ListParagraph"/>
+        <w:numPr>
+          <w:ilvl w:val="0"/>
+          <w:numId w:val="2"/>
+        </w:numPr>
+        <w:spacing w:after="60"/>
+      </w:pPr>
+      <w:r>
+        <w:t xml:space="preserve">Periodo attività (da — a): filtra le attività conteggiate nel report</w:t>
+      </w:r>
+    </w:p>
+    <w:p>
+      <w:pPr>
+        <w:pStyle w:val="ListParagraph"/>
+        <w:numPr>
+          <w:ilvl w:val="0"/>
+          <w:numId w:val="2"/>
+        </w:numPr>
+        <w:spacing w:after="60"/>
+      </w:pPr>
+      <w:r>
+        <w:t xml:space="preserve">Ente inviante: mostra solo i beneficiari inviati da un ente specifico</w:t>
+      </w:r>
+    </w:p>
+    <w:p>
+      <w:pPr>
+        <w:spacing w:after="120"/>
+      </w:pPr>
+      <w:r>
+        <w:t xml:space="preserve">Il report contiene: codice beneficiario, tipologia, stato, ente inviante, contatto, ente referente collegato, data inizio, numero attività, ore totali, servizi erogati. Include inoltre un riepilogo con i totali.</w:t>
+      </w:r>
+    </w:p>
+    <w:p>
+      <w:pPr>
+        <w:spacing w:after="120"/>
+      </w:pPr>
+      <w:r>
+        <w:rPr>
+          <w:b/>
+          <w:bCs/>
+        </w:rPr>
+        <w:t xml:space="preserve">Colonna “Nome e Cognome”:</w:t>
+      </w:r>
+      <w:r>
+        <w:t xml:space="preserve"> la colonna è presente nel report ma è vuota (sfondo giallo). Va compilata manualmente dall’organizzazione dopo il download, associando ogni codice al nome reale della persona. Il file compilato NON deve essere ricaricato sulla piattaforma, per tutelare la privacy dei beneficiari.</w:t>
       </w:r>
     </w:p>
     <w:p>

--- a/gcf-platform/docs/GCF_Guida_Operativa_v10.docx
+++ b/gcf-platform/docs/GCF_Guida_Operativa_v10.docx
@@ -3434,6 +3434,30 @@
           <w:bCs/>
         </w:rPr>
         <w:t xml:space="preserve">6.3 Gestire i beneficiari</w:t>
+      </w:r>
+    </w:p>
+    <w:p>
+      <w:pPr>
+        <w:spacing w:after="120"/>
+      </w:pPr>
+      <w:r>
+        <w:rPr>
+          <w:b/>
+          <w:bCs/>
+          <w:color w:val="CC6600"/>
+        </w:rPr>
+        <w:t xml:space="preserve">⚠️ Prerequisito:</w:t>
+      </w:r>
+      <w:r>
+        <w:t xml:space="preserve"> la registrazione dei beneficiari e delle attività è possibile solo dopo che l’organizzazione ha ottenuto la certificazione (status “Rilasciata”). Prima della certificazione, viene mostrato un banner giallo e i pulsanti di creazione sono nascosti.</w:t>
+      </w:r>
+    </w:p>
+    <w:p>
+      <w:pPr>
+        <w:spacing w:after="120"/>
+      </w:pPr>
+      <w:r>
+        <w:t xml:space="preserve">Sia l’admin dell’organizzazione che l’operatore possono gestire beneficiari e attività della propria organizzazione. Entrambi i ruoli vedono gli stessi dati.</w:t>
       </w:r>
     </w:p>
     <w:p>

--- a/gcf-platform/docs/GCF_Guida_Operativa_v10.docx
+++ b/gcf-platform/docs/GCF_Guida_Operativa_v10.docx
@@ -3491,7 +3491,7 @@
         <w:spacing w:after="60"/>
       </w:pPr>
       <w:r>
-        <w:t xml:space="preserve">Inserisci: codice (es. BEN-2026-001), tipologia utenza, ente inviante, contatto ente, data inizio, note. Se l'ente che ha inviato il beneficiario è registrato sulla piattaforma, selezionalo dal dropdown “Ente referente collegato”: questo gli darà accesso al monitoraggio del beneficiario.</w:t>
+        <w:t xml:space="preserve">Inserisci: codice (es. BEN-2026-001), tipologia utenza, ente inviante, contatto ente, data inizio, note. Se l'ente che ha inviato il beneficiario è registrato sulla piattaforma, selezionalo dal dropdown “Istituzione referente collegata”: questo le darà accesso al monitoraggio del beneficiario.</w:t>
       </w:r>
     </w:p>
     <w:p>
@@ -3528,7 +3528,7 @@
         <w:spacing w:after="120"/>
       </w:pPr>
       <w:r>
-        <w:t xml:space="preserve">Modifica (✏️): tipologia, ente inviante, contatto ente, ente referente collegato, data inizio, note.</w:t>
+        <w:t xml:space="preserve">Modifica (✏️): tipologia, ente inviante, contatto ente, istituzione referente collegata, data inizio, note.</w:t>
       </w:r>
     </w:p>
     <w:p>
@@ -3773,7 +3773,7 @@
         <w:spacing w:after="120"/>
       </w:pPr>
       <w:r>
-        <w:t xml:space="preserve">Il report contiene: codice beneficiario, tipologia, stato, ente inviante, contatto, ente referente collegato, data inizio, numero attività, ore totali, servizi erogati. Include inoltre un riepilogo con i totali.</w:t>
+        <w:t xml:space="preserve">Il report contiene: codice beneficiario, tipologia, stato, ente inviante, contatto, istituzione referente collegata, data inizio, numero attività, ore totali, servizi erogati. Include inoltre un riepilogo con i totali.</w:t>
       </w:r>
     </w:p>
     <w:p>
@@ -3801,15 +3801,15 @@
           <w:b/>
           <w:bCs/>
         </w:rPr>
-        <w:t xml:space="preserve">7. Ente Referente — Guida completa</w:t>
-      </w:r>
-    </w:p>
-    <w:p>
-      <w:pPr>
-        <w:spacing w:after="120"/>
-      </w:pPr>
-      <w:r>
-        <w:t xml:space="preserve">L'ente referente ha accesso in sola lettura ai beneficiari collegati al proprio utente per monitorare i percorsi delle persone inviate. L'ente vede SOLO i beneficiari che le organizzazioni hanno associato al suo profilo tramite il dropdown “Ente referente collegato” nella scheda beneficiario. Se nessun beneficiario è collegato, la lista è vuota.</w:t>
+        <w:t xml:space="preserve">7. Istituzione Referente — Guida completa</w:t>
+      </w:r>
+    </w:p>
+    <w:p>
+      <w:pPr>
+        <w:spacing w:after="120"/>
+      </w:pPr>
+      <w:r>
+        <w:t xml:space="preserve">L'istituzione referente ha accesso in sola lettura ai beneficiari collegati al proprio utente per monitorare i percorsi delle persone inviate. L'istituzione vede SOLO i beneficiari che le organizzazioni hanno associato al suo profilo tramite il dropdown “Istituzione referente collegata” nella scheda beneficiario. Se nessun beneficiario è collegato, la lista è vuota.</w:t>
       </w:r>
     </w:p>
     <w:p>
@@ -5410,15 +5410,15 @@
           <w:b/>
           <w:bCs/>
         </w:rPr>
-        <w:t xml:space="preserve">Come funziona il collegamento ente referente — beneficiario?</w:t>
-      </w:r>
-    </w:p>
-    <w:p>
-      <w:pPr>
-        <w:spacing w:after="120"/>
-      </w:pPr>
-      <w:r>
-        <w:t xml:space="preserve">Quando l'organizzazione registra un beneficiario, può selezionare dal dropdown “Ente referente collegato” un ente registrato sulla piattaforma. Da quel momento, l'ente referente che accede vedrà solo i beneficiari collegati al suo utente. Se l'ente non è registrato sulla piattaforma, il campo testo “Ente inviante” resta come riferimento descrittivo.</w:t>
+        <w:t xml:space="preserve">Come funziona il collegamento istituzione referente — beneficiario?</w:t>
+      </w:r>
+    </w:p>
+    <w:p>
+      <w:pPr>
+        <w:spacing w:after="120"/>
+      </w:pPr>
+      <w:r>
+        <w:t xml:space="preserve">Quando l'organizzazione registra un beneficiario, può selezionare dal dropdown “Istituzione referente collegata” un ente registrato sulla piattaforma. Da quel momento, l'istituzione referente che accede vedrà solo i beneficiari collegati al suo utente. Se l'ente non è registrato sulla piattaforma, il campo testo “Ente inviante” resta come riferimento descrittivo.</w:t>
       </w:r>
     </w:p>
     <w:p>
@@ -5430,15 +5430,15 @@
           <w:b/>
           <w:bCs/>
         </w:rPr>
-        <w:t xml:space="preserve">Perché l'ente referente non vede nessun beneficiario?</w:t>
-      </w:r>
-    </w:p>
-    <w:p>
-      <w:pPr>
-        <w:spacing w:after="120"/>
-      </w:pPr>
-      <w:r>
-        <w:t xml:space="preserve">L'ente referente vede solo i beneficiari che le organizzazioni hanno collegato al suo profilo. Se la lista è vuota, significa che nessuna organizzazione ha ancora selezionato quell'ente nel dropdown “Ente referente collegato” della scheda beneficiario. Contattare l'organizzazione per chiedere il collegamento.</w:t>
+        <w:t xml:space="preserve">Perché l'istituzione referente non vede nessun beneficiario?</w:t>
+      </w:r>
+    </w:p>
+    <w:p>
+      <w:pPr>
+        <w:spacing w:after="120"/>
+      </w:pPr>
+      <w:r>
+        <w:t xml:space="preserve">L'istituzione referente vede solo i beneficiari che le organizzazioni hanno collegato al suo profilo. Se la lista è vuota, significa che nessuna organizzazione ha ancora selezionato quell'istituzione nel dropdown “Istituzione referente collegata” della scheda beneficiario. Contattare l'organizzazione per chiedere il collegamento.</w:t>
       </w:r>
     </w:p>
     <w:p>
